--- a/dosyalar/sinavlar/10-sinif-secmeli/arapca-10-secmeli-2d1y.docx
+++ b/dosyalar/sinavlar/10-sinif-secmeli/arapca-10-secmeli-2d1y.docx
@@ -2005,7 +2005,7 @@
                 <w:rtl/>
                 <w:lang w:bidi="ar-SA"/>
               </w:rPr>
-              <w:t xml:space="preserve">رَأْسٌ واحِدٌ   ·   لكِنْ   ·   بِأَلَمٍ   ·   إِلى المُسْتَشْفى   ·   اللَّحْمَ وَالأُرْزَ</w:t>
+              <w:t xml:space="preserve">رَأْسٌ واحِدٌ   ·   لكِنْ   ·   بِأَلَمٍ   ·   إِلى المُسْتَشْفى   ·   اللَّحْمَ وَالأُرْزَ</w:t>
             </w:r>
           </w:p>
         </w:tc>
@@ -2028,7 +2028,7 @@
           <w:rtl/>
           <w:lang w:bidi="ar-SA"/>
         </w:rPr>
-        <w:t xml:space="preserve">1.   أُفَضِّلُ ..................... في العَشاء.</w:t>
+        <w:t xml:space="preserve">1.   أُفَضِّلُ ..................... في العَشاء.</w:t>
       </w:r>
     </w:p>
     <w:p>
@@ -2110,7 +2110,7 @@
           <w:rtl/>
           <w:lang w:bidi="ar-SA"/>
         </w:rPr>
-        <w:t xml:space="preserve">3.   أَنْتَ تُحِسُّ ..................... في قَدَمِكَ.</w:t>
+        <w:t xml:space="preserve">3.   أَنْتَ تُحِسُّ ..................... في قَدَمِكَ.</w:t>
       </w:r>
     </w:p>
     <w:p>
@@ -2151,7 +2151,7 @@
           <w:rtl/>
           <w:lang w:bidi="ar-SA"/>
         </w:rPr>
-        <w:t xml:space="preserve">4.   هُوَ يُفَضِّلُ الدَّجاجَ ..................... لا يُفَضِّلُ الحَساء.</w:t>
+        <w:t xml:space="preserve">4.   هُوَ يُفَضِّلُ الدَّجاجَ ..................... لا يُفَضِّلُ الحَساء.</w:t>
       </w:r>
     </w:p>
     <w:p>
@@ -2355,7 +2355,7 @@
           <w:rtl/>
           <w:lang w:bidi="ar-SA"/>
         </w:rPr>
-        <w:t xml:space="preserve">1.   تَهْتَمُّ المُمَرِّضةُ بِالمَريضة.</w:t>
+        <w:t xml:space="preserve">1.   تَهْتَمُّ المُمَرِّضةُ بِالمَريضة.</w:t>
       </w:r>
     </w:p>
     <w:p>
@@ -3050,7 +3050,7 @@
                 <w:rtl/>
                 <w:lang w:bidi="ar-SA"/>
               </w:rPr>
-              <w:t xml:space="preserve">هِيَ تَتَناوَلُ الطَّماطِم.</w:t>
+              <w:t xml:space="preserve">هِيَ تَتَناوَلُ الطَّماطِم.</w:t>
             </w:r>
           </w:p>
           <w:p>
@@ -3702,7 +3702,7 @@
                 <w:rtl/>
                 <w:lang w:bidi="ar-SA"/>
               </w:rPr>
-              <w:t xml:space="preserve">1.   اللَّحْمَ وَالأُرْزَ</w:t>
+              <w:t xml:space="preserve">1.   اللَّحْمَ وَالأُرْزَ</w:t>
             </w:r>
           </w:p>
           <w:p>
@@ -3947,7 +3947,7 @@
                 <w:rtl/>
                 <w:lang w:bidi="ar-SA"/>
               </w:rPr>
-              <w:t xml:space="preserve">1.   لِأَنَّني أَشْعُرُ بِأَلَمٍ في حَلْقي.</w:t>
+              <w:t xml:space="preserve">1.   لِأَنَّني أَشْعُرُ بِأَلَمٍ في حَلْقي.</w:t>
             </w:r>
           </w:p>
           <w:p>
@@ -3987,7 +3987,7 @@
                 <w:rtl/>
                 <w:lang w:bidi="ar-SA"/>
               </w:rPr>
-              <w:t xml:space="preserve">3.   أُحِسُّ بِأَلَمٍ في حَلْقي.</w:t>
+              <w:t xml:space="preserve">3.   أُحِسُّ بِأَلَمٍ في حَلْقي.</w:t>
             </w:r>
           </w:p>
         </w:tc>
